--- a/Professional-Practice/lab1/实验一_2024213672_李韶庸.docx
+++ b/Professional-Practice/lab1/实验一_2024213672_李韶庸.docx
@@ -18,8 +18,20 @@
           <w:sz w:val="32"/>
           <w:szCs w:val="32"/>
           <w:rtl w:val="0"/>
-        </w:rPr>
-        <w:t>实验01：PyTorch 的基本操作 实验报告</w:t>
+          <w:lang w:val="en-US" w:eastAsia="zh-CN"/>
+        </w:rPr>
+        <w:t>实验</w:t>
+      </w:r>
+      <w:bookmarkStart w:id="0" w:name="_GoBack"/>
+      <w:bookmarkEnd w:id="0"/>
+      <w:r>
+        <w:rPr>
+          <w:rFonts w:hint="eastAsia" w:ascii="黑体" w:hAnsi="黑体" w:eastAsia="黑体" w:cs="黑体"/>
+          <w:sz w:val="32"/>
+          <w:szCs w:val="32"/>
+          <w:rtl w:val="0"/>
+        </w:rPr>
+        <w:t>1：PyTorch 的基本操作 实验报告</w:t>
       </w:r>
     </w:p>
     <w:p>
@@ -275,19 +287,7 @@
           <w:szCs w:val="21"/>
           <w:rtl w:val="0"/>
         </w:rPr>
-        <w:t>能够编写规范</w:t>
-      </w:r>
-      <w:bookmarkStart w:id="0" w:name="_GoBack"/>
-      <w:bookmarkEnd w:id="0"/>
-      <w:r>
-        <w:rPr>
-          <w:rFonts w:hint="eastAsia" w:asciiTheme="minorEastAsia" w:hAnsiTheme="minorEastAsia" w:eastAsiaTheme="minorEastAsia" w:cstheme="minorEastAsia"/>
-          <w:color w:val="1F1F1F"/>
-          <w:sz w:val="21"/>
-          <w:szCs w:val="21"/>
-          <w:rtl w:val="0"/>
-        </w:rPr>
-        <w:t>的深度学习训练循环，包括 train/eval 模式切换、Loss 记录、指标计算以及模型的保存与加载。</w:t>
+        <w:t>能够编写规范的深度学习训练循环，包括 train/eval 模式切换、Loss 记录、指标计算以及模型的保存与加载。</w:t>
       </w:r>
     </w:p>
     <w:p>
@@ -330,6 +330,7 @@
     <w:p>
       <w:pPr>
         <w:numPr>
+          <w:ilvl w:val="0"/>
           <w:numId w:val="0"/>
         </w:numPr>
         <w:bidi w:val="0"/>
@@ -484,6 +485,7 @@
     <w:p>
       <w:pPr>
         <w:numPr>
+          <w:ilvl w:val="0"/>
           <w:numId w:val="0"/>
         </w:numPr>
         <w:pBdr>
@@ -1334,6 +1336,7 @@
     <w:p>
       <w:pPr>
         <w:numPr>
+          <w:ilvl w:val="0"/>
           <w:numId w:val="0"/>
         </w:numPr>
         <w:pBdr>
